--- a/docs/word/事業計画書_TypeAndCo_2026-08.docx
+++ b/docs/word/事業計画書_TypeAndCo_2026-08.docx
@@ -55,7 +55,27 @@
           <w:sz w:val="21"/>
           <w:szCs w:val="21"/>
         </w:rPr>
-        <w:t xml:space="preserve">事業者: 〔氏名〕（個人事業主・</w:t>
+        <w:t xml:space="preserve">事業者: </w:t>
+      </w:r>
+      <w:r>
+        <w:rPr>
+          <w:rFonts w:ascii="Yu Mincho" w:eastAsia="Yu Mincho" w:hAnsi="Yu Mincho"/>
+          <w:b/>
+          <w:bCs/>
+          <w:color w:val="1A1A1A"/>
+          <w:sz w:val="21"/>
+          <w:szCs w:val="21"/>
+        </w:rPr>
+        <w:t xml:space="preserve">下山 慧</w:t>
+      </w:r>
+      <w:r>
+        <w:rPr>
+          <w:rFonts w:ascii="Yu Mincho" w:eastAsia="Yu Mincho" w:hAnsi="Yu Mincho"/>
+          <w:color w:val="1A1A1A"/>
+          <w:sz w:val="21"/>
+          <w:szCs w:val="21"/>
+        </w:rPr>
+        <w:t xml:space="preserve">（個人事業主・</w:t>
       </w:r>
       <w:r>
         <w:rPr>

--- a/docs/word/事業計画書_TypeAndCo_2026-08.docx
+++ b/docs/word/事業計画書_TypeAndCo_2026-08.docx
@@ -12745,6 +12745,604 @@
           <w:szCs w:val="21"/>
         </w:rPr>
         <w:t xml:space="preserve">（税理士の第4回回答も同旨）</w:t>
+      </w:r>
+    </w:p>
+    <w:p>
+      <w:pPr>
+        <w:keepNext/>
+        <w:spacing w:after="100" w:before="240"/>
+      </w:pPr>
+      <w:r>
+        <w:rPr>
+          <w:rFonts w:ascii="Yu Gothic" w:eastAsia="Yu Gothic" w:hAnsi="Yu Gothic"/>
+          <w:b/>
+          <w:bCs/>
+          <w:color w:val="1A1A1A"/>
+          <w:sz w:val="21"/>
+          <w:szCs w:val="21"/>
+        </w:rPr>
+        <w:t xml:space="preserve">5-2. 前提のずれを見張る（2026-08-04 追加）</w:t>
+      </w:r>
+    </w:p>
+    <w:p>
+      <w:pPr>
+        <w:spacing w:after="60" w:before="60" w:line="300"/>
+      </w:pPr>
+      <w:r>
+        <w:rPr>
+          <w:rFonts w:ascii="Yu Mincho" w:eastAsia="Yu Mincho" w:hAnsi="Yu Mincho"/>
+          <w:color w:val="1A1A1A"/>
+          <w:sz w:val="21"/>
+          <w:szCs w:val="21"/>
+        </w:rPr>
+        <w:t xml:space="preserve">上の分岐点は、</w:t>
+      </w:r>
+      <w:r>
+        <w:rPr>
+          <w:rFonts w:ascii="Yu Mincho" w:eastAsia="Yu Mincho" w:hAnsi="Yu Mincho"/>
+          <w:b/>
+          <w:bCs/>
+          <w:color w:val="1A1A1A"/>
+          <w:sz w:val="21"/>
+          <w:szCs w:val="21"/>
+        </w:rPr>
+        <w:t xml:space="preserve">実効利用料率18%</w:t>
+      </w:r>
+      <w:r>
+        <w:rPr>
+          <w:rFonts w:ascii="Yu Mincho" w:eastAsia="Yu Mincho" w:hAnsi="Yu Mincho"/>
+          <w:color w:val="1A1A1A"/>
+          <w:sz w:val="21"/>
+          <w:szCs w:val="21"/>
+        </w:rPr>
+        <w:t xml:space="preserve">と</w:t>
+      </w:r>
+      <w:r>
+        <w:rPr>
+          <w:rFonts w:ascii="Yu Mincho" w:eastAsia="Yu Mincho" w:hAnsi="Yu Mincho"/>
+          <w:b/>
+          <w:bCs/>
+          <w:color w:val="1A1A1A"/>
+          <w:sz w:val="21"/>
+          <w:szCs w:val="21"/>
+        </w:rPr>
+        <w:t xml:space="preserve">貢献利益率19.4%</w:t>
+      </w:r>
+      <w:r>
+        <w:rPr>
+          <w:rFonts w:ascii="Yu Mincho" w:eastAsia="Yu Mincho" w:hAnsi="Yu Mincho"/>
+          <w:color w:val="1A1A1A"/>
+          <w:sz w:val="21"/>
+          <w:szCs w:val="21"/>
+        </w:rPr>
+        <w:t xml:space="preserve">という2つの前提の上に立っている。この構造が崩れるとしたら欠陥ではなく</w:t>
+      </w:r>
+      <w:r>
+        <w:rPr>
+          <w:rFonts w:ascii="Yu Mincho" w:eastAsia="Yu Mincho" w:hAnsi="Yu Mincho"/>
+          <w:b/>
+          <w:bCs/>
+          <w:color w:val="1A1A1A"/>
+          <w:sz w:val="21"/>
+          <w:szCs w:val="21"/>
+        </w:rPr>
+        <w:t xml:space="preserve">前提が実績とずれたとき</w:t>
+      </w:r>
+      <w:r>
+        <w:rPr>
+          <w:rFonts w:ascii="Yu Mincho" w:eastAsia="Yu Mincho" w:hAnsi="Yu Mincho"/>
+          <w:color w:val="1A1A1A"/>
+          <w:sz w:val="21"/>
+          <w:szCs w:val="21"/>
+        </w:rPr>
+        <w:t xml:space="preserve">なので、ずれに早く気づくための指標を</w:t>
+      </w:r>
+      <w:r>
+        <w:rPr>
+          <w:rFonts w:ascii="Yu Mincho" w:eastAsia="Yu Mincho" w:hAnsi="Yu Mincho"/>
+          <w:b/>
+          <w:bCs/>
+          <w:color w:val="1A1A1A"/>
+          <w:sz w:val="21"/>
+          <w:szCs w:val="21"/>
+        </w:rPr>
+        <w:t xml:space="preserve">運営コンソールの「経営」タブ</w:t>
+      </w:r>
+      <w:r>
+        <w:rPr>
+          <w:rFonts w:ascii="Yu Mincho" w:eastAsia="Yu Mincho" w:hAnsi="Yu Mincho"/>
+          <w:color w:val="1A1A1A"/>
+          <w:sz w:val="21"/>
+          <w:szCs w:val="21"/>
+        </w:rPr>
+        <w:t xml:space="preserve">（</w:t>
+      </w:r>
+      <w:r>
+        <w:rPr>
+          <w:rFonts w:ascii="Consolas" w:eastAsia="Yu Gothic" w:hAnsi="Consolas"/>
+          <w:color w:val="1A1A1A"/>
+          <w:sz w:val="19"/>
+          <w:szCs w:val="19"/>
+        </w:rPr>
+        <w:t xml:space="preserve">0105</w:t>
+      </w:r>
+      <w:r>
+        <w:rPr>
+          <w:rFonts w:ascii="Yu Mincho" w:eastAsia="Yu Mincho" w:hAnsi="Yu Mincho"/>
+          <w:color w:val="1A1A1A"/>
+          <w:sz w:val="21"/>
+          <w:szCs w:val="21"/>
+        </w:rPr>
+        <w:t xml:space="preserve">）に置いた。月次の締めのときに見る。</w:t>
+      </w:r>
+    </w:p>
+    <w:tbl>
+      <w:tblPr>
+        <w:tblW w:type="dxa" w:w="9411"/>
+        <w:tblBorders>
+          <w:top w:val="single" w:color="auto" w:sz="4"/>
+          <w:left w:val="single" w:color="auto" w:sz="4"/>
+          <w:bottom w:val="single" w:color="auto" w:sz="4"/>
+          <w:right w:val="single" w:color="auto" w:sz="4"/>
+          <w:insideH w:val="single" w:color="auto" w:sz="4"/>
+          <w:insideV w:val="single" w:color="auto" w:sz="4"/>
+        </w:tblBorders>
+      </w:tblPr>
+      <w:tblGrid>
+        <w:gridCol w:w="3137"/>
+        <w:gridCol w:w="3137"/>
+        <w:gridCol w:w="3137"/>
+      </w:tblGrid>
+      <w:tr>
+        <w:trPr>
+          <w:tblHeader/>
+        </w:trPr>
+        <w:tc>
+          <w:tcPr>
+            <w:tcW w:type="dxa" w:w="3137"/>
+            <w:shd w:fill="F2EFE9" w:color="auto" w:val="clear"/>
+            <w:tcMar>
+              <w:top w:type="dxa" w:w="90"/>
+              <w:left w:type="dxa" w:w="120"/>
+              <w:bottom w:type="dxa" w:w="90"/>
+              <w:right w:type="dxa" w:w="120"/>
+            </w:tcMar>
+          </w:tcPr>
+          <w:p>
+            <w:pPr>
+              <w:spacing w:after="0" w:before="0" w:line="280"/>
+            </w:pPr>
+            <w:r>
+              <w:rPr>
+                <w:rFonts w:ascii="Yu Gothic" w:eastAsia="Yu Gothic" w:hAnsi="Yu Gothic"/>
+                <w:b/>
+                <w:bCs/>
+                <w:color w:val="1A1A1A"/>
+                <w:sz w:val="19"/>
+                <w:szCs w:val="19"/>
+              </w:rPr>
+              <w:t xml:space="preserve">指標</w:t>
+            </w:r>
+          </w:p>
+        </w:tc>
+        <w:tc>
+          <w:tcPr>
+            <w:tcW w:type="dxa" w:w="3137"/>
+            <w:shd w:fill="F2EFE9" w:color="auto" w:val="clear"/>
+            <w:tcMar>
+              <w:top w:type="dxa" w:w="90"/>
+              <w:left w:type="dxa" w:w="120"/>
+              <w:bottom w:type="dxa" w:w="90"/>
+              <w:right w:type="dxa" w:w="120"/>
+            </w:tcMar>
+          </w:tcPr>
+          <w:p>
+            <w:pPr>
+              <w:spacing w:after="0" w:before="0" w:line="280"/>
+            </w:pPr>
+            <w:r>
+              <w:rPr>
+                <w:rFonts w:ascii="Yu Gothic" w:eastAsia="Yu Gothic" w:hAnsi="Yu Gothic"/>
+                <w:b/>
+                <w:bCs/>
+                <w:color w:val="1A1A1A"/>
+                <w:sz w:val="19"/>
+                <w:szCs w:val="19"/>
+              </w:rPr>
+              <w:t xml:space="preserve">前提</w:t>
+            </w:r>
+          </w:p>
+        </w:tc>
+        <w:tc>
+          <w:tcPr>
+            <w:tcW w:type="dxa" w:w="3137"/>
+            <w:shd w:fill="F2EFE9" w:color="auto" w:val="clear"/>
+            <w:tcMar>
+              <w:top w:type="dxa" w:w="90"/>
+              <w:left w:type="dxa" w:w="120"/>
+              <w:bottom w:type="dxa" w:w="90"/>
+              <w:right w:type="dxa" w:w="120"/>
+            </w:tcMar>
+          </w:tcPr>
+          <w:p>
+            <w:pPr>
+              <w:spacing w:after="0" w:before="0" w:line="280"/>
+            </w:pPr>
+            <w:r>
+              <w:rPr>
+                <w:rFonts w:ascii="Yu Gothic" w:eastAsia="Yu Gothic" w:hAnsi="Yu Gothic"/>
+                <w:b/>
+                <w:bCs/>
+                <w:color w:val="1A1A1A"/>
+                <w:sz w:val="19"/>
+                <w:szCs w:val="19"/>
+              </w:rPr>
+              <w:t xml:space="preserve">割ったときの手当て</w:t>
+            </w:r>
+          </w:p>
+        </w:tc>
+      </w:tr>
+      <w:tr>
+        <w:trPr>
+          <w:tblHeader w:val="false"/>
+        </w:trPr>
+        <w:tc>
+          <w:tcPr>
+            <w:tcW w:type="dxa" w:w="3137"/>
+            <w:tcMar>
+              <w:top w:type="dxa" w:w="90"/>
+              <w:left w:type="dxa" w:w="120"/>
+              <w:bottom w:type="dxa" w:w="90"/>
+              <w:right w:type="dxa" w:w="120"/>
+            </w:tcMar>
+          </w:tcPr>
+          <w:p>
+            <w:pPr>
+              <w:spacing w:after="0" w:before="0" w:line="280"/>
+            </w:pPr>
+            <w:r>
+              <w:rPr>
+                <w:rFonts w:ascii="Yu Mincho" w:eastAsia="Yu Mincho" w:hAnsi="Yu Mincho"/>
+                <w:color w:val="1A1A1A"/>
+                <w:sz w:val="19"/>
+                <w:szCs w:val="19"/>
+              </w:rPr>
+              <w:t xml:space="preserve">混合実効率（</w:t>
+            </w:r>
+            <w:r>
+              <w:rPr>
+                <w:rFonts w:ascii="Yu Mincho" w:eastAsia="Yu Mincho" w:hAnsi="Yu Mincho"/>
+                <w:b/>
+                <w:bCs/>
+                <w:color w:val="1A1A1A"/>
+                <w:sz w:val="19"/>
+                <w:szCs w:val="19"/>
+              </w:rPr>
+              <w:t xml:space="preserve">予約だけ</w:t>
+            </w:r>
+            <w:r>
+              <w:rPr>
+                <w:rFonts w:ascii="Yu Mincho" w:eastAsia="Yu Mincho" w:hAnsi="Yu Mincho"/>
+                <w:color w:val="1A1A1A"/>
+                <w:sz w:val="19"/>
+                <w:szCs w:val="19"/>
+              </w:rPr>
+              <w:t xml:space="preserve">の値）</w:t>
+            </w:r>
+          </w:p>
+        </w:tc>
+        <w:tc>
+          <w:tcPr>
+            <w:tcW w:type="dxa" w:w="3137"/>
+            <w:tcMar>
+              <w:top w:type="dxa" w:w="90"/>
+              <w:left w:type="dxa" w:w="120"/>
+              <w:bottom w:type="dxa" w:w="90"/>
+              <w:right w:type="dxa" w:w="120"/>
+            </w:tcMar>
+          </w:tcPr>
+          <w:p>
+            <w:pPr>
+              <w:spacing w:after="0" w:before="0" w:line="280"/>
+            </w:pPr>
+            <w:r>
+              <w:rPr>
+                <w:rFonts w:ascii="Yu Mincho" w:eastAsia="Yu Mincho" w:hAnsi="Yu Mincho"/>
+                <w:color w:val="1A1A1A"/>
+                <w:sz w:val="19"/>
+                <w:szCs w:val="19"/>
+              </w:rPr>
+              <w:t xml:space="preserve">18%</w:t>
+            </w:r>
+          </w:p>
+        </w:tc>
+        <w:tc>
+          <w:tcPr>
+            <w:tcW w:type="dxa" w:w="3137"/>
+            <w:tcMar>
+              <w:top w:type="dxa" w:w="90"/>
+              <w:left w:type="dxa" w:w="120"/>
+              <w:bottom w:type="dxa" w:w="90"/>
+              <w:right w:type="dxa" w:w="120"/>
+            </w:tcMar>
+          </w:tcPr>
+          <w:p>
+            <w:pPr>
+              <w:spacing w:after="0" w:before="0" w:line="280"/>
+            </w:pPr>
+            <w:r>
+              <w:rPr>
+                <w:rFonts w:ascii="Yu Mincho" w:eastAsia="Yu Mincho" w:hAnsi="Yu Mincho"/>
+                <w:color w:val="1A1A1A"/>
+                <w:sz w:val="19"/>
+                <w:szCs w:val="19"/>
+              </w:rPr>
+              <w:t xml:space="preserve">16%を切ったら段の見直しを検討（</w:t>
+            </w:r>
+            <w:r>
+              <w:rPr>
+                <w:rFonts w:ascii="Consolas" w:eastAsia="Yu Gothic" w:hAnsi="Consolas"/>
+                <w:color w:val="1A1A1A"/>
+                <w:sz w:val="17"/>
+                <w:szCs w:val="17"/>
+              </w:rPr>
+              <w:t xml:space="preserve">0091</w:t>
+            </w:r>
+            <w:r>
+              <w:rPr>
+                <w:rFonts w:ascii="Yu Mincho" w:eastAsia="Yu Mincho" w:hAnsi="Yu Mincho"/>
+                <w:color w:val="1A1A1A"/>
+                <w:sz w:val="19"/>
+                <w:szCs w:val="19"/>
+              </w:rPr>
+              <w:t xml:space="preserve"> の予約機能・30日前告知）</w:t>
+            </w:r>
+          </w:p>
+        </w:tc>
+      </w:tr>
+      <w:tr>
+        <w:trPr>
+          <w:tblHeader w:val="false"/>
+        </w:trPr>
+        <w:tc>
+          <w:tcPr>
+            <w:tcW w:type="dxa" w:w="3137"/>
+            <w:tcMar>
+              <w:top w:type="dxa" w:w="90"/>
+              <w:left w:type="dxa" w:w="120"/>
+              <w:bottom w:type="dxa" w:w="90"/>
+              <w:right w:type="dxa" w:w="120"/>
+            </w:tcMar>
+          </w:tcPr>
+          <w:p>
+            <w:pPr>
+              <w:spacing w:after="0" w:before="0" w:line="280"/>
+            </w:pPr>
+            <w:r>
+              <w:rPr>
+                <w:rFonts w:ascii="Yu Mincho" w:eastAsia="Yu Mincho" w:hAnsi="Yu Mincho"/>
+                <w:color w:val="1A1A1A"/>
+                <w:sz w:val="19"/>
+                <w:szCs w:val="19"/>
+              </w:rPr>
+              <w:t xml:space="preserve">上位5人のGMVシェア</w:t>
+            </w:r>
+          </w:p>
+        </w:tc>
+        <w:tc>
+          <w:tcPr>
+            <w:tcW w:type="dxa" w:w="3137"/>
+            <w:tcMar>
+              <w:top w:type="dxa" w:w="90"/>
+              <w:left w:type="dxa" w:w="120"/>
+              <w:bottom w:type="dxa" w:w="90"/>
+              <w:right w:type="dxa" w:w="120"/>
+            </w:tcMar>
+          </w:tcPr>
+          <w:p>
+            <w:pPr>
+              <w:spacing w:after="0" w:before="0" w:line="280"/>
+            </w:pPr>
+            <w:r>
+              <w:rPr>
+                <w:rFonts w:ascii="Yu Mincho" w:eastAsia="Yu Mincho" w:hAnsi="Yu Mincho"/>
+                <w:color w:val="1A1A1A"/>
+                <w:sz w:val="19"/>
+                <w:szCs w:val="19"/>
+              </w:rPr>
+              <w:t xml:space="preserve">—</w:t>
+            </w:r>
+          </w:p>
+        </w:tc>
+        <w:tc>
+          <w:tcPr>
+            <w:tcW w:type="dxa" w:w="3137"/>
+            <w:tcMar>
+              <w:top w:type="dxa" w:w="90"/>
+              <w:left w:type="dxa" w:w="120"/>
+              <w:bottom w:type="dxa" w:w="90"/>
+              <w:right w:type="dxa" w:w="120"/>
+            </w:tcMar>
+          </w:tcPr>
+          <w:p>
+            <w:pPr>
+              <w:spacing w:after="0" w:before="0" w:line="280"/>
+            </w:pPr>
+            <w:r>
+              <w:rPr>
+                <w:rFonts w:ascii="Yu Mincho" w:eastAsia="Yu Mincho" w:hAnsi="Yu Mincho"/>
+                <w:color w:val="1A1A1A"/>
+                <w:sz w:val="19"/>
+                <w:szCs w:val="19"/>
+              </w:rPr>
+              <w:t xml:space="preserve">60%超なら、1人の離脱で売上が大きく動く。獲得の分散を優先する</w:t>
+            </w:r>
+          </w:p>
+        </w:tc>
+      </w:tr>
+      <w:tr>
+        <w:trPr>
+          <w:tblHeader w:val="false"/>
+        </w:trPr>
+        <w:tc>
+          <w:tcPr>
+            <w:tcW w:type="dxa" w:w="3137"/>
+            <w:tcMar>
+              <w:top w:type="dxa" w:w="90"/>
+              <w:left w:type="dxa" w:w="120"/>
+              <w:bottom w:type="dxa" w:w="90"/>
+              <w:right w:type="dxa" w:w="120"/>
+            </w:tcMar>
+          </w:tcPr>
+          <w:p>
+            <w:pPr>
+              <w:spacing w:after="0" w:before="0" w:line="280"/>
+            </w:pPr>
+            <w:r>
+              <w:rPr>
+                <w:rFonts w:ascii="Yu Mincho" w:eastAsia="Yu Mincho" w:hAnsi="Yu Mincho"/>
+                <w:color w:val="1A1A1A"/>
+                <w:sz w:val="19"/>
+                <w:szCs w:val="19"/>
+              </w:rPr>
+              <w:t xml:space="preserve">チャージバック率（÷購入額）</w:t>
+            </w:r>
+          </w:p>
+        </w:tc>
+        <w:tc>
+          <w:tcPr>
+            <w:tcW w:type="dxa" w:w="3137"/>
+            <w:tcMar>
+              <w:top w:type="dxa" w:w="90"/>
+              <w:left w:type="dxa" w:w="120"/>
+              <w:bottom w:type="dxa" w:w="90"/>
+              <w:right w:type="dxa" w:w="120"/>
+            </w:tcMar>
+          </w:tcPr>
+          <w:p>
+            <w:pPr>
+              <w:spacing w:after="0" w:before="0" w:line="280"/>
+            </w:pPr>
+            <w:r>
+              <w:rPr>
+                <w:rFonts w:ascii="Yu Mincho" w:eastAsia="Yu Mincho" w:hAnsi="Yu Mincho"/>
+                <w:color w:val="1A1A1A"/>
+                <w:sz w:val="19"/>
+                <w:szCs w:val="19"/>
+              </w:rPr>
+              <w:t xml:space="preserve">0</w:t>
+            </w:r>
+          </w:p>
+        </w:tc>
+        <w:tc>
+          <w:tcPr>
+            <w:tcW w:type="dxa" w:w="3137"/>
+            <w:tcMar>
+              <w:top w:type="dxa" w:w="90"/>
+              <w:left w:type="dxa" w:w="120"/>
+              <w:bottom w:type="dxa" w:w="90"/>
+              <w:right w:type="dxa" w:w="120"/>
+            </w:tcMar>
+          </w:tcPr>
+          <w:p>
+            <w:pPr>
+              <w:spacing w:after="0" w:before="0" w:line="280"/>
+            </w:pPr>
+            <w:r>
+              <w:rPr>
+                <w:rFonts w:ascii="Yu Mincho" w:eastAsia="Yu Mincho" w:hAnsi="Yu Mincho"/>
+                <w:color w:val="1A1A1A"/>
+                <w:sz w:val="19"/>
+                <w:szCs w:val="19"/>
+              </w:rPr>
+              <w:t xml:space="preserve">0.5%超で3DS（</w:t>
+            </w:r>
+            <w:r>
+              <w:rPr>
+                <w:rFonts w:ascii="Consolas" w:eastAsia="Yu Gothic" w:hAnsi="Consolas"/>
+                <w:color w:val="1A1A1A"/>
+                <w:sz w:val="17"/>
+                <w:szCs w:val="17"/>
+              </w:rPr>
+              <w:t xml:space="preserve">STRIPE_3DS</w:t>
+            </w:r>
+            <w:r>
+              <w:rPr>
+                <w:rFonts w:ascii="Yu Mincho" w:eastAsia="Yu Mincho" w:hAnsi="Yu Mincho"/>
+                <w:color w:val="1A1A1A"/>
+                <w:sz w:val="19"/>
+                <w:szCs w:val="19"/>
+              </w:rPr>
+              <w:t xml:space="preserve">）と新規ユーザー上限（「制限値」タブ）を見直す</w:t>
+            </w:r>
+          </w:p>
+        </w:tc>
+      </w:tr>
+    </w:tbl>
+    <w:p>
+      <w:pPr>
+        <w:spacing w:after="160"/>
+      </w:pPr>
+      <w:r>
+        <w:rPr>
+          <w:sz w:val="2"/>
+          <w:szCs w:val="2"/>
+        </w:rPr>
+        <w:t xml:space="preserve"/>
+      </w:r>
+    </w:p>
+    <w:p>
+      <w:pPr>
+        <w:spacing w:after="60" w:before="60" w:line="300"/>
+      </w:pPr>
+      <w:r>
+        <w:rPr>
+          <w:rFonts w:ascii="Yu Mincho" w:eastAsia="Yu Mincho" w:hAnsi="Yu Mincho"/>
+          <w:color w:val="1A1A1A"/>
+          <w:sz w:val="21"/>
+          <w:szCs w:val="21"/>
+        </w:rPr>
+        <w:t xml:space="preserve">実効率は</w:t>
+      </w:r>
+      <w:r>
+        <w:rPr>
+          <w:rFonts w:ascii="Yu Mincho" w:eastAsia="Yu Mincho" w:hAnsi="Yu Mincho"/>
+          <w:b/>
+          <w:bCs/>
+          <w:color w:val="1A1A1A"/>
+          <w:sz w:val="21"/>
+          <w:szCs w:val="21"/>
+        </w:rPr>
+        <w:t xml:space="preserve">予約とギフトを分けて見る</w:t>
+      </w:r>
+      <w:r>
+        <w:rPr>
+          <w:rFonts w:ascii="Yu Mincho" w:eastAsia="Yu Mincho" w:hAnsi="Yu Mincho"/>
+          <w:color w:val="1A1A1A"/>
+          <w:sz w:val="21"/>
+          <w:szCs w:val="21"/>
+        </w:rPr>
+        <w:t xml:space="preserve">。ギフトは一律35%なので、合算だけを見ていると予約側の下振れが隠れる。決済手段の内訳も同じ画面に出しており、</w:t>
+      </w:r>
+      <w:r>
+        <w:rPr>
+          <w:rFonts w:ascii="Yu Mincho" w:eastAsia="Yu Mincho" w:hAnsi="Yu Mincho"/>
+          <w:b/>
+          <w:bCs/>
+          <w:color w:val="1A1A1A"/>
+          <w:sz w:val="21"/>
+          <w:szCs w:val="21"/>
+        </w:rPr>
+        <w:t xml:space="preserve">PayPayの比率が上がるほど貢献利益率は19.4%から改善する</w:t>
+      </w:r>
+      <w:r>
+        <w:rPr>
+          <w:rFonts w:ascii="Yu Mincho" w:eastAsia="Yu Mincho" w:hAnsi="Yu Mincho"/>
+          <w:color w:val="1A1A1A"/>
+          <w:sz w:val="21"/>
+          <w:szCs w:val="21"/>
+        </w:rPr>
+        <w:t xml:space="preserve">。</w:t>
       </w:r>
     </w:p>
     <w:p>
